--- a/projects/valuepickr-open-screen/docs/Chamunda Electrical.docx
+++ b/projects/valuepickr-open-screen/docs/Chamunda Electrical.docx
@@ -116,44 +116,44 @@
                 <w:b/>
                 <w:bCs/>
               </w:rPr>
-              <w:t xml:space="preserve">Revenue / PAT (latest FY)</w:t>
-            </w:r>
-          </w:p>
-        </w:tc>
-        <w:tc>
-          <w:tcPr>
-            <w:tcW w:type="dxa" w:w="5800"/>
-          </w:tcPr>
-          <w:p>
-            <w:r>
-              <w:t xml:space="preserve">Revenue ~Rs 31.6 Cr; PAT ~Rs 5.1 Cr</w:t>
-            </w:r>
-          </w:p>
-        </w:tc>
-      </w:tr>
-      <w:tr>
-        <w:tc>
-          <w:tcPr>
-            <w:tcW w:type="dxa" w:w="3200"/>
-            <w:shd w:fill="F2F2F2" w:val="clear"/>
-          </w:tcPr>
-          <w:p>
-            <w:r>
-              <w:rPr>
-                <w:b/>
-                <w:bCs/>
-              </w:rPr>
-              <w:t xml:space="preserve">ROE</w:t>
-            </w:r>
-          </w:p>
-        </w:tc>
-        <w:tc>
-          <w:tcPr>
-            <w:tcW w:type="dxa" w:w="5800"/>
-          </w:tcPr>
-          <w:p>
-            <w:r>
-              <w:t xml:space="preserve">~27% (3-year average)</w:t>
+              <w:t xml:space="preserve">Revenue / PAT (FY26, screener)</w:t>
+            </w:r>
+          </w:p>
+        </w:tc>
+        <w:tc>
+          <w:tcPr>
+            <w:tcW w:type="dxa" w:w="5800"/>
+          </w:tcPr>
+          <w:p>
+            <w:r>
+              <w:t xml:space="preserve">Revenue ~Rs 32.0 Cr; PAT ~Rs 3.5 Cr; H1 FY26 PAT +332% YoY on a mix shift to high-value testing/commissioning</w:t>
+            </w:r>
+          </w:p>
+        </w:tc>
+      </w:tr>
+      <w:tr>
+        <w:tc>
+          <w:tcPr>
+            <w:tcW w:type="dxa" w:w="3200"/>
+            <w:shd w:fill="F2F2F2" w:val="clear"/>
+          </w:tcPr>
+          <w:p>
+            <w:r>
+              <w:rPr>
+                <w:b/>
+                <w:bCs/>
+              </w:rPr>
+              <w:t xml:space="preserve">ROCE / ROE (FY26)</w:t>
+            </w:r>
+          </w:p>
+        </w:tc>
+        <w:tc>
+          <w:tcPr>
+            <w:tcW w:type="dxa" w:w="5800"/>
+          </w:tcPr>
+          <w:p>
+            <w:r>
+              <w:t xml:space="preserve">ROCE ~15.2% / ROE ~13.1% (screener FY26 - below the ~27% the seed cited; that was a peak/stale read)</w:t>
             </w:r>
           </w:p>
         </w:tc>
@@ -180,7 +180,7 @@
           </w:tcPr>
           <w:p>
             <w:r>
-              <w:t xml:space="preserve">Almost debt-free</w:t>
+              <w:t xml:space="preserve">Near debt-free (~Rs 2.7 Cr); CWIP ~Rs 4.7 Cr; FY26 CFO ~nil, FCF ~-Rs 3.3 Cr (CFO/EBIT ~24%)</w:t>
             </w:r>
           </w:p>
         </w:tc>
@@ -207,7 +207,7 @@
           </w:tcPr>
           <w:p>
             <w:r>
-              <w:t xml:space="preserve">~9x trailing P/E</w:t>
+              <w:t xml:space="preserve">~13x trailing P/E; ~1.6x book (BV ~Rs 26)</w:t>
             </w:r>
           </w:p>
         </w:tc>
@@ -259,7 +259,7 @@
         <w:spacing w:after="120" w:before="280"/>
       </w:pPr>
       <w:r>
-        <w:t xml:space="preserve">Ishmohit-Lens Checks (value chain · earnings quality · growth trajectory · management · global-signal check)</w:t>
+        <w:t xml:space="preserve">Deep-Dive: Primary Documents (Annual Reports, Quarterly Results, Exchange Filings)</w:t>
       </w:r>
     </w:p>
     <w:p>
@@ -274,7 +274,7 @@
           <w:sz w:val="18"/>
           <w:szCs w:val="18"/>
         </w:rPr>
-        <w:t xml:space="preserve">Extra checks drawn from @ishmohit1 / SOIC methodology (playbook/ishmohit-soic-style.md): where the company sits in its value chain and what the supply side is doing, whether a margin/PAT inflection is structural or a cyclical peak, the rate-of-change of growth vs. what the multiple demands, and management quality as a positive attribute.</w:t>
+        <w:t xml:space="preserve">Pass 1 — 2026-09-08. Built from the company's own filings (3 years of annual reports, ~4 quarters of results/concalls, and 6 months of BSE/NSE announcements), read via the web — a deeper layer than the forum-sentiment read below.</w:t>
       </w:r>
     </w:p>
     <w:p>
@@ -288,7 +288,1018 @@
           <w:sz w:val="20"/>
           <w:szCs w:val="20"/>
         </w:rPr>
-        <w:t xml:space="preserve">Value chain &amp; supply side:</w:t>
+        <w:t xml:space="preserve">Sources reviewed this pass:</w:t>
+      </w:r>
+    </w:p>
+    <w:p>
+      <w:pPr>
+        <w:pStyle w:val="ListParagraph"/>
+        <w:numPr>
+          <w:ilvl w:val="0"/>
+          <w:numId w:val="1"/>
+        </w:numPr>
+        <w:spacing w:after="60"/>
+      </w:pPr>
+      <w:r>
+        <w:t xml:space="preserve">screener.in/company/CHAMUNDA - FY26 revenue Rs 32.04 Cr, PAT Rs 3.52 Cr, ROCE 15.2%, ROE 13.1%, debt Rs 2.72 Cr, promoter 73.55%, P/E ~13.3, mcap ~Rs 46.8 Cr, BV Rs 26, CWIP Rs 4.66 Cr, FY26 CFO ~Rs 0.02 Cr / FCF -Rs 3.25 Cr, zero dividend</w:t>
+      </w:r>
+    </w:p>
+    <w:p>
+      <w:pPr>
+        <w:pStyle w:val="ListParagraph"/>
+        <w:numPr>
+          <w:ilvl w:val="0"/>
+          <w:numId w:val="1"/>
+        </w:numPr>
+        <w:spacing w:after="60"/>
+      </w:pPr>
+      <w:r>
+        <w:t xml:space="preserve">Chamunda Electrical H1 FY26 results PR (14-Nov-2025) via Gwalior Buzz / ANI / Tribune - PAT +332% YoY, driven by a mix shift toward high-value testing &amp; commissioning; PR carried no absolute revenue/order-book figure</w:t>
+      </w:r>
+    </w:p>
+    <w:p>
+      <w:pPr>
+        <w:pStyle w:val="ListParagraph"/>
+        <w:numPr>
+          <w:ilvl w:val="0"/>
+          <w:numId w:val="1"/>
+        </w:numPr>
+        <w:spacing w:after="60"/>
+      </w:pPr>
+      <w:r>
+        <w:t xml:space="preserve">tradebrains.in - GETCO Letter of Award (02-Apr-2026): Rs 63.47 Cr, O&amp;M of 88 units of 66 KV substations, 36-month term (~Rs 21 Cr/yr)</w:t>
+      </w:r>
+    </w:p>
+    <w:p>
+      <w:pPr>
+        <w:pStyle w:val="ListParagraph"/>
+        <w:numPr>
+          <w:ilvl w:val="0"/>
+          <w:numId w:val="1"/>
+        </w:numPr>
+        <w:spacing w:after="60"/>
+      </w:pPr>
+      <w:r>
+        <w:t xml:space="preserve">Chittorgarh / Samco IPO notes - NSE Emerge SME IPO listed ~40% premium, highly subscribed; no SEBI/fraud action found</w:t>
+      </w:r>
+    </w:p>
+    <w:p>
+      <w:pPr>
+        <w:spacing w:after="120"/>
+      </w:pPr>
+      <w:r>
+        <w:rPr>
+          <w:b/>
+          <w:bCs/>
+          <w:sz w:val="20"/>
+          <w:szCs w:val="20"/>
+        </w:rPr>
+        <w:t xml:space="preserve">Annual-report findings (3-year view):</w:t>
+      </w:r>
+    </w:p>
+    <w:p>
+      <w:pPr>
+        <w:pStyle w:val="ListParagraph"/>
+        <w:numPr>
+          <w:ilvl w:val="0"/>
+          <w:numId w:val="1"/>
+        </w:numPr>
+        <w:spacing w:after="60"/>
+      </w:pPr>
+      <w:r>
+        <w:t xml:space="preserve">FY26 revenue ~Rs 32.0 Cr, PAT ~Rs 3.5 Cr; ROCE ~15.2%, ROE ~13.1% (screener) - solid for the size but below the ~27% ROE the Sovrenn seed implied; treat the seed number as a peak/stale read</w:t>
+      </w:r>
+    </w:p>
+    <w:p>
+      <w:pPr>
+        <w:pStyle w:val="ListParagraph"/>
+        <w:numPr>
+          <w:ilvl w:val="0"/>
+          <w:numId w:val="1"/>
+        </w:numPr>
+        <w:spacing w:after="60"/>
+      </w:pPr>
+      <w:r>
+        <w:t xml:space="preserve">Balance sheet clean: total debt ~Rs 2.7 Cr, promoter holding 73.55%, no disclosed pledge</w:t>
+      </w:r>
+    </w:p>
+    <w:p>
+      <w:pPr>
+        <w:pStyle w:val="ListParagraph"/>
+        <w:numPr>
+          <w:ilvl w:val="0"/>
+          <w:numId w:val="1"/>
+        </w:numPr>
+        <w:spacing w:after="60"/>
+      </w:pPr>
+      <w:r>
+        <w:t xml:space="preserve">FY26 cash conversion weak: CFO ~nil against reported PAT ~Rs 3.5 Cr, free cash flow ~-Rs 3.3 Cr, CWIP ~Rs 4.7 Cr - working-capital build plus ongoing capex for a services SME scaling into new O&amp;M contracts</w:t>
+      </w:r>
+    </w:p>
+    <w:p>
+      <w:pPr>
+        <w:pStyle w:val="ListParagraph"/>
+        <w:numPr>
+          <w:ilvl w:val="0"/>
+          <w:numId w:val="1"/>
+        </w:numPr>
+        <w:spacing w:after="60"/>
+      </w:pPr>
+      <w:r>
+        <w:t xml:space="preserve">No dividend history; short listed record (NSE Emerge SME, listed FY25)</w:t>
+      </w:r>
+    </w:p>
+    <w:p>
+      <w:pPr>
+        <w:pStyle w:val="ListParagraph"/>
+        <w:numPr>
+          <w:ilvl w:val="0"/>
+          <w:numId w:val="1"/>
+        </w:numPr>
+        <w:spacing w:after="60"/>
+      </w:pPr>
+      <w:r>
+        <w:t xml:space="preserve">Revenue and profit concentrated on GETCO / Gujarat state-transmission work - a single utility in a single state</w:t>
+      </w:r>
+    </w:p>
+    <w:p>
+      <w:pPr>
+        <w:spacing w:after="120"/>
+      </w:pPr>
+      <w:r>
+        <w:rPr>
+          <w:b/>
+          <w:bCs/>
+          <w:sz w:val="20"/>
+          <w:szCs w:val="20"/>
+        </w:rPr>
+        <w:t xml:space="preserve">Quarterly trend (last ~4 quarters + concall commentary):</w:t>
+      </w:r>
+    </w:p>
+    <w:p>
+      <w:pPr>
+        <w:pStyle w:val="ListParagraph"/>
+        <w:numPr>
+          <w:ilvl w:val="0"/>
+          <w:numId w:val="1"/>
+        </w:numPr>
+        <w:spacing w:after="60"/>
+      </w:pPr>
+      <w:r>
+        <w:t xml:space="preserve">Half-yearly disclosure only (SME). H1 FY26 (Sep-2025): PAT +332% YoY per company PR; mix shift toward higher-margin testing &amp; commissioning cited as the driver</w:t>
+      </w:r>
+    </w:p>
+    <w:p>
+      <w:pPr>
+        <w:pStyle w:val="ListParagraph"/>
+        <w:numPr>
+          <w:ilvl w:val="0"/>
+          <w:numId w:val="1"/>
+        </w:numPr>
+        <w:spacing w:after="60"/>
+      </w:pPr>
+      <w:r>
+        <w:t xml:space="preserve">FY25 -&gt; FY26 revenue roughly Rs 25 Cr -&gt; Rs 32 Cr (~+28%); PAT roughly Rs 2-3 Cr -&gt; Rs 3.5 Cr</w:t>
+      </w:r>
+    </w:p>
+    <w:p>
+      <w:pPr>
+        <w:pStyle w:val="ListParagraph"/>
+        <w:numPr>
+          <w:ilvl w:val="0"/>
+          <w:numId w:val="1"/>
+        </w:numPr>
+        <w:spacing w:after="60"/>
+      </w:pPr>
+      <w:r>
+        <w:t xml:space="preserve">No quarter-level order-book or margin series is publicly available for this SME</w:t>
+      </w:r>
+    </w:p>
+    <w:p>
+      <w:pPr>
+        <w:spacing w:after="120"/>
+      </w:pPr>
+      <w:r>
+        <w:rPr>
+          <w:b/>
+          <w:bCs/>
+          <w:sz w:val="20"/>
+          <w:szCs w:val="20"/>
+        </w:rPr>
+        <w:t xml:space="preserve">Exchange announcements (last 6 months):</w:t>
+      </w:r>
+    </w:p>
+    <w:p>
+      <w:pPr>
+        <w:pStyle w:val="ListParagraph"/>
+        <w:numPr>
+          <w:ilvl w:val="0"/>
+          <w:numId w:val="1"/>
+        </w:numPr>
+        <w:spacing w:after="60"/>
+      </w:pPr>
+      <w:r>
+        <w:t xml:space="preserve">GETCO Letter of Award Rs 63.47 Cr, 3-year O&amp;M of 88 x 66 KV substations (02-Apr-2026) - the size-transforming datapoint, ~2x the current annual revenue over its term</w:t>
+      </w:r>
+    </w:p>
+    <w:p>
+      <w:pPr>
+        <w:pStyle w:val="ListParagraph"/>
+        <w:numPr>
+          <w:ilvl w:val="0"/>
+          <w:numId w:val="1"/>
+        </w:numPr>
+        <w:spacing w:after="60"/>
+      </w:pPr>
+      <w:r>
+        <w:t xml:space="preserve">H1 FY26 unaudited results, PAT +332% YoY (14-Nov-2025)</w:t>
+      </w:r>
+    </w:p>
+    <w:p>
+      <w:pPr>
+        <w:pStyle w:val="ListParagraph"/>
+        <w:numPr>
+          <w:ilvl w:val="0"/>
+          <w:numId w:val="1"/>
+        </w:numPr>
+        <w:spacing w:after="60"/>
+      </w:pPr>
+      <w:r>
+        <w:t xml:space="preserve">Nothing material on pledge, auditor, KMP or litigation in what was reviewed</w:t>
+      </w:r>
+    </w:p>
+    <w:p>
+      <w:pPr>
+        <w:spacing w:after="120"/>
+      </w:pPr>
+      <w:r>
+        <w:rPr>
+          <w:b/>
+          <w:bCs/>
+          <w:sz w:val="20"/>
+          <w:szCs w:val="20"/>
+        </w:rPr>
+        <w:t xml:space="preserve">Key new facts vs. the prior write-up:</w:t>
+      </w:r>
+    </w:p>
+    <w:p>
+      <w:pPr>
+        <w:pStyle w:val="ListParagraph"/>
+        <w:numPr>
+          <w:ilvl w:val="0"/>
+          <w:numId w:val="1"/>
+        </w:numPr>
+        <w:spacing w:after="60"/>
+      </w:pPr>
+      <w:r>
+        <w:t xml:space="preserve">GETCO O&amp;M award is confirmed at Rs 63.47 Cr / 36 months (~Rs 21 Cr/yr) - annuity-style and large vs a ~Rs 32 Cr revenue base</w:t>
+      </w:r>
+    </w:p>
+    <w:p>
+      <w:pPr>
+        <w:pStyle w:val="ListParagraph"/>
+        <w:numPr>
+          <w:ilvl w:val="0"/>
+          <w:numId w:val="1"/>
+        </w:numPr>
+        <w:spacing w:after="60"/>
+      </w:pPr>
+      <w:r>
+        <w:t xml:space="preserve">Trailing quality is good-not-exceptional (ROCE ~15%, ROE ~13%), lower than the seed's ~27%</w:t>
+      </w:r>
+    </w:p>
+    <w:p>
+      <w:pPr>
+        <w:pStyle w:val="ListParagraph"/>
+        <w:numPr>
+          <w:ilvl w:val="0"/>
+          <w:numId w:val="1"/>
+        </w:numPr>
+        <w:spacing w:after="60"/>
+      </w:pPr>
+      <w:r>
+        <w:t xml:space="preserve">FY26 free cash flow is negative and CFO barely positive - profit is not yet converting to cash</w:t>
+      </w:r>
+    </w:p>
+    <w:p>
+      <w:pPr>
+        <w:pStyle w:val="ListParagraph"/>
+        <w:numPr>
+          <w:ilvl w:val="0"/>
+          <w:numId w:val="1"/>
+        </w:numPr>
+        <w:spacing w:after="60"/>
+      </w:pPr>
+      <w:r>
+        <w:t xml:space="preserve">Still zero community / institutional coverage; no VP thread</w:t>
+      </w:r>
+    </w:p>
+    <w:p>
+      <w:pPr>
+        <w:spacing w:after="120"/>
+      </w:pPr>
+      <w:r>
+        <w:rPr>
+          <w:b/>
+          <w:bCs/>
+          <w:sz w:val="20"/>
+          <w:szCs w:val="20"/>
+        </w:rPr>
+        <w:t xml:space="preserve">Open questions / what to watch:</w:t>
+      </w:r>
+    </w:p>
+    <w:p>
+      <w:pPr>
+        <w:pStyle w:val="ListParagraph"/>
+        <w:numPr>
+          <w:ilvl w:val="0"/>
+          <w:numId w:val="1"/>
+        </w:numPr>
+        <w:spacing w:after="60"/>
+      </w:pPr>
+      <w:r>
+        <w:t xml:space="preserve">Does the GETCO Rs 63 Cr award actually phase into billed revenue on schedule from FY27, and at what margin?</w:t>
+      </w:r>
+    </w:p>
+    <w:p>
+      <w:pPr>
+        <w:pStyle w:val="ListParagraph"/>
+        <w:numPr>
+          <w:ilvl w:val="0"/>
+          <w:numId w:val="1"/>
+        </w:numPr>
+        <w:spacing w:after="60"/>
+      </w:pPr>
+      <w:r>
+        <w:t xml:space="preserve">Why is FY26 CFO near nil against Rs 3.5 Cr PAT - one-off working-capital build or a structural receivables issue with a state utility?</w:t>
+      </w:r>
+    </w:p>
+    <w:p>
+      <w:pPr>
+        <w:pStyle w:val="ListParagraph"/>
+        <w:numPr>
+          <w:ilvl w:val="0"/>
+          <w:numId w:val="1"/>
+        </w:numPr>
+        <w:spacing w:after="60"/>
+      </w:pPr>
+      <w:r>
+        <w:t xml:space="preserve">Track record: only FY25-FY26 are reliably verifiable as a listed company - not enough years to score Coffee-Can consistency (block omitted)</w:t>
+      </w:r>
+    </w:p>
+    <w:p>
+      <w:pPr>
+        <w:pStyle w:val="ListParagraph"/>
+        <w:numPr>
+          <w:ilvl w:val="0"/>
+          <w:numId w:val="1"/>
+        </w:numPr>
+        <w:spacing w:after="60"/>
+      </w:pPr>
+      <w:r>
+        <w:t xml:space="preserve">Customer/geography concentration - any revenue outside GETCO / Gujarat?</w:t>
+      </w:r>
+    </w:p>
+    <w:p>
+      <w:pPr>
+        <w:spacing w:after="120" w:before="120"/>
+      </w:pPr>
+      <w:r>
+        <w:rPr>
+          <w:b/>
+          <w:bCs/>
+          <w:sz w:val="20"/>
+          <w:szCs w:val="20"/>
+        </w:rPr>
+        <w:t xml:space="preserve">Conviction impact: </w:t>
+      </w:r>
+      <w:r>
+        <w:rPr>
+          <w:sz w:val="20"/>
+          <w:szCs w:val="20"/>
+        </w:rPr>
+        <w:t xml:space="preserve">Low-Medium -&gt; Low-Medium. The GETCO Rs 63.47 Cr 3-year O&amp;M award and a +332% H1 FY26 PAT jump are real and size-relevant, and the balance sheet is clean (debt-free, 73.55% promoter) - but trailing ROCE/ROE (~15%/~13%) are lower than the seed implied, FY26 cash conversion is poor (CFO ~nil, FCF negative), and it remains an unproven micro-cap SME with single-utility/single-state concentration and no external coverage.</w:t>
+      </w:r>
+    </w:p>
+    <w:p>
+      <w:pPr>
+        <w:pStyle w:val="Heading1"/>
+        <w:spacing w:after="120" w:before="280"/>
+      </w:pPr>
+      <w:r>
+        <w:t xml:space="preserve">Guidance &amp; Expectation Gap</w:t>
+      </w:r>
+    </w:p>
+    <w:p>
+      <w:pPr>
+        <w:spacing w:after="120"/>
+      </w:pPr>
+      <w:r>
+        <w:rPr>
+          <w:i/>
+          <w:iCs/>
+          <w:color w:val="666666"/>
+          <w:sz w:val="18"/>
+          <w:szCs w:val="18"/>
+        </w:rPr>
+        <w:t xml:space="preserve">Management guidance decoded into commitments, graded on the expectation → action → operational → commercial → financial ladder, then compared to what the current price appears to assume. Method: playbook/guidance-and-expectation-gap.md.</w:t>
+      </w:r>
+    </w:p>
+    <w:p>
+      <w:pPr>
+        <w:spacing w:after="120"/>
+      </w:pPr>
+      <w:r>
+        <w:rPr>
+          <w:b/>
+          <w:bCs/>
+          <w:sz w:val="20"/>
+          <w:szCs w:val="20"/>
+        </w:rPr>
+        <w:t xml:space="preserve">Commitment ladder (most-proven first):</w:t>
+      </w:r>
+    </w:p>
+    <w:tbl>
+      <w:tblPr>
+        <w:tblW w:type="dxa" w:w="9000"/>
+        <w:tblBorders>
+          <w:top w:val="single" w:color="auto" w:sz="4"/>
+          <w:left w:val="single" w:color="auto" w:sz="4"/>
+          <w:bottom w:val="single" w:color="auto" w:sz="4"/>
+          <w:right w:val="single" w:color="auto" w:sz="4"/>
+          <w:insideH w:val="single" w:color="auto" w:sz="4"/>
+          <w:insideV w:val="single" w:color="auto" w:sz="4"/>
+        </w:tblBorders>
+      </w:tblPr>
+      <w:tblGrid>
+        <w:gridCol w:w="1100"/>
+        <w:gridCol w:w="2600"/>
+        <w:gridCol w:w="2400"/>
+        <w:gridCol w:w="900"/>
+        <w:gridCol w:w="1200"/>
+        <w:gridCol w:w="800"/>
+      </w:tblGrid>
+      <w:tr>
+        <w:trPr>
+          <w:tblHeader/>
+        </w:trPr>
+        <w:tc>
+          <w:tcPr>
+            <w:tcW w:type="dxa" w:w="1100"/>
+            <w:shd w:fill="F2F2F2" w:val="clear"/>
+          </w:tcPr>
+          <w:p>
+            <w:r>
+              <w:rPr>
+                <w:b/>
+                <w:bCs/>
+                <w:sz w:val="18"/>
+                <w:szCs w:val="18"/>
+              </w:rPr>
+              <w:t xml:space="preserve">Area</w:t>
+            </w:r>
+          </w:p>
+        </w:tc>
+        <w:tc>
+          <w:tcPr>
+            <w:tcW w:type="dxa" w:w="2600"/>
+            <w:shd w:fill="F2F2F2" w:val="clear"/>
+          </w:tcPr>
+          <w:p>
+            <w:r>
+              <w:rPr>
+                <w:b/>
+                <w:bCs/>
+                <w:sz w:val="18"/>
+                <w:szCs w:val="18"/>
+              </w:rPr>
+              <w:t xml:space="preserve">Commitment</w:t>
+            </w:r>
+          </w:p>
+        </w:tc>
+        <w:tc>
+          <w:tcPr>
+            <w:tcW w:type="dxa" w:w="2400"/>
+            <w:shd w:fill="F2F2F2" w:val="clear"/>
+          </w:tcPr>
+          <w:p>
+            <w:r>
+              <w:rPr>
+                <w:b/>
+                <w:bCs/>
+                <w:sz w:val="18"/>
+                <w:szCs w:val="18"/>
+              </w:rPr>
+              <w:t xml:space="preserve">Specifics</w:t>
+            </w:r>
+          </w:p>
+        </w:tc>
+        <w:tc>
+          <w:tcPr>
+            <w:tcW w:type="dxa" w:w="900"/>
+            <w:shd w:fill="F2F2F2" w:val="clear"/>
+          </w:tcPr>
+          <w:p>
+            <w:r>
+              <w:rPr>
+                <w:b/>
+                <w:bCs/>
+                <w:sz w:val="18"/>
+                <w:szCs w:val="18"/>
+              </w:rPr>
+              <w:t xml:space="preserve">By when</w:t>
+            </w:r>
+          </w:p>
+        </w:tc>
+        <w:tc>
+          <w:tcPr>
+            <w:tcW w:type="dxa" w:w="1200"/>
+            <w:shd w:fill="F2F2F2" w:val="clear"/>
+          </w:tcPr>
+          <w:p>
+            <w:r>
+              <w:rPr>
+                <w:b/>
+                <w:bCs/>
+                <w:sz w:val="18"/>
+                <w:szCs w:val="18"/>
+              </w:rPr>
+              <w:t xml:space="preserve">Stage</w:t>
+            </w:r>
+          </w:p>
+        </w:tc>
+        <w:tc>
+          <w:tcPr>
+            <w:tcW w:type="dxa" w:w="800"/>
+            <w:shd w:fill="F2F2F2" w:val="clear"/>
+          </w:tcPr>
+          <w:p>
+            <w:r>
+              <w:rPr>
+                <w:b/>
+                <w:bCs/>
+                <w:sz w:val="18"/>
+                <w:szCs w:val="18"/>
+              </w:rPr>
+              <w:t xml:space="preserve">Thesis-critical</w:t>
+            </w:r>
+          </w:p>
+        </w:tc>
+      </w:tr>
+      <w:tr>
+        <w:tc>
+          <w:tcPr>
+            <w:tcW w:type="dxa" w:w="1100"/>
+          </w:tcPr>
+          <w:p>
+            <w:r>
+              <w:rPr>
+                <w:b w:val="false"/>
+                <w:bCs w:val="false"/>
+                <w:sz w:val="18"/>
+                <w:szCs w:val="18"/>
+              </w:rPr>
+              <w:t xml:space="preserve">orders</w:t>
+            </w:r>
+          </w:p>
+        </w:tc>
+        <w:tc>
+          <w:tcPr>
+            <w:tcW w:type="dxa" w:w="2600"/>
+          </w:tcPr>
+          <w:p>
+            <w:r>
+              <w:rPr>
+                <w:b w:val="false"/>
+                <w:bCs w:val="false"/>
+                <w:sz w:val="18"/>
+                <w:szCs w:val="18"/>
+              </w:rPr>
+              <w:t xml:space="preserve">Execute the GETCO 3-year O&amp;M award (88 x 66 KV substations)</w:t>
+            </w:r>
+          </w:p>
+        </w:tc>
+        <w:tc>
+          <w:tcPr>
+            <w:tcW w:type="dxa" w:w="2400"/>
+          </w:tcPr>
+          <w:p>
+            <w:r>
+              <w:rPr>
+                <w:b w:val="false"/>
+                <w:bCs w:val="false"/>
+                <w:sz w:val="18"/>
+                <w:szCs w:val="18"/>
+              </w:rPr>
+              <w:t xml:space="preserve">Rs 63.47 Cr total, 36 months, ~Rs 21 Cr/yr (~66% of FY26 revenue)</w:t>
+            </w:r>
+          </w:p>
+        </w:tc>
+        <w:tc>
+          <w:tcPr>
+            <w:tcW w:type="dxa" w:w="900"/>
+          </w:tcPr>
+          <w:p>
+            <w:r>
+              <w:rPr>
+                <w:b w:val="false"/>
+                <w:bCs w:val="false"/>
+                <w:sz w:val="18"/>
+                <w:szCs w:val="18"/>
+              </w:rPr>
+              <w:t xml:space="preserve">FY27</w:t>
+            </w:r>
+          </w:p>
+        </w:tc>
+        <w:tc>
+          <w:tcPr>
+            <w:tcW w:type="dxa" w:w="1200"/>
+          </w:tcPr>
+          <w:p>
+            <w:r>
+              <w:rPr>
+                <w:b w:val="false"/>
+                <w:bCs w:val="false"/>
+                <w:sz w:val="18"/>
+                <w:szCs w:val="18"/>
+              </w:rPr>
+              <w:t xml:space="preserve">commercial</w:t>
+            </w:r>
+          </w:p>
+        </w:tc>
+        <w:tc>
+          <w:tcPr>
+            <w:tcW w:type="dxa" w:w="800"/>
+          </w:tcPr>
+          <w:p>
+            <w:r>
+              <w:rPr>
+                <w:b w:val="false"/>
+                <w:bCs w:val="false"/>
+                <w:sz w:val="18"/>
+                <w:szCs w:val="18"/>
+              </w:rPr>
+              <w:t xml:space="preserve">yes</w:t>
+            </w:r>
+          </w:p>
+        </w:tc>
+      </w:tr>
+      <w:tr>
+        <w:tc>
+          <w:tcPr>
+            <w:tcW w:type="dxa" w:w="1100"/>
+          </w:tcPr>
+          <w:p>
+            <w:r>
+              <w:rPr>
+                <w:b w:val="false"/>
+                <w:bCs w:val="false"/>
+                <w:sz w:val="18"/>
+                <w:szCs w:val="18"/>
+              </w:rPr>
+              <w:t xml:space="preserve">growth</w:t>
+            </w:r>
+          </w:p>
+        </w:tc>
+        <w:tc>
+          <w:tcPr>
+            <w:tcW w:type="dxa" w:w="2600"/>
+          </w:tcPr>
+          <w:p>
+            <w:r>
+              <w:rPr>
+                <w:b w:val="false"/>
+                <w:bCs w:val="false"/>
+                <w:sz w:val="18"/>
+                <w:szCs w:val="18"/>
+              </w:rPr>
+              <w:t xml:space="preserve">Scale high-value testing &amp; commissioning mix</w:t>
+            </w:r>
+          </w:p>
+        </w:tc>
+        <w:tc>
+          <w:tcPr>
+            <w:tcW w:type="dxa" w:w="2400"/>
+          </w:tcPr>
+          <w:p>
+            <w:r>
+              <w:rPr>
+                <w:b w:val="false"/>
+                <w:bCs w:val="false"/>
+                <w:sz w:val="18"/>
+                <w:szCs w:val="18"/>
+              </w:rPr>
+              <w:t xml:space="preserve">cited as the driver of H1 FY26 PAT +332%; not quantified forward</w:t>
+            </w:r>
+          </w:p>
+        </w:tc>
+        <w:tc>
+          <w:tcPr>
+            <w:tcW w:type="dxa" w:w="900"/>
+          </w:tcPr>
+          <w:p>
+            <w:r>
+              <w:rPr>
+                <w:b w:val="false"/>
+                <w:bCs w:val="false"/>
+                <w:sz w:val="18"/>
+                <w:szCs w:val="18"/>
+              </w:rPr>
+              <w:t xml:space="preserve">FY27</w:t>
+            </w:r>
+          </w:p>
+        </w:tc>
+        <w:tc>
+          <w:tcPr>
+            <w:tcW w:type="dxa" w:w="1200"/>
+          </w:tcPr>
+          <w:p>
+            <w:r>
+              <w:rPr>
+                <w:b w:val="false"/>
+                <w:bCs w:val="false"/>
+                <w:sz w:val="18"/>
+                <w:szCs w:val="18"/>
+              </w:rPr>
+              <w:t xml:space="preserve">operational</w:t>
+            </w:r>
+          </w:p>
+        </w:tc>
+        <w:tc>
+          <w:tcPr>
+            <w:tcW w:type="dxa" w:w="800"/>
+          </w:tcPr>
+          <w:p>
+            <w:r>
+              <w:rPr>
+                <w:b w:val="false"/>
+                <w:bCs w:val="false"/>
+                <w:sz w:val="18"/>
+                <w:szCs w:val="18"/>
+              </w:rPr>
+              <w:t xml:space="preserve">yes</w:t>
+            </w:r>
+          </w:p>
+        </w:tc>
+      </w:tr>
+      <w:tr>
+        <w:tc>
+          <w:tcPr>
+            <w:tcW w:type="dxa" w:w="1100"/>
+          </w:tcPr>
+          <w:p>
+            <w:r>
+              <w:rPr>
+                <w:b w:val="false"/>
+                <w:bCs w:val="false"/>
+                <w:sz w:val="18"/>
+                <w:szCs w:val="18"/>
+              </w:rPr>
+              <w:t xml:space="preserve">capex</w:t>
+            </w:r>
+          </w:p>
+        </w:tc>
+        <w:tc>
+          <w:tcPr>
+            <w:tcW w:type="dxa" w:w="2600"/>
+          </w:tcPr>
+          <w:p>
+            <w:r>
+              <w:rPr>
+                <w:b w:val="false"/>
+                <w:bCs w:val="false"/>
+                <w:sz w:val="18"/>
+                <w:szCs w:val="18"/>
+              </w:rPr>
+              <w:t xml:space="preserve">Ongoing capital work in progress</w:t>
+            </w:r>
+          </w:p>
+        </w:tc>
+        <w:tc>
+          <w:tcPr>
+            <w:tcW w:type="dxa" w:w="2400"/>
+          </w:tcPr>
+          <w:p>
+            <w:r>
+              <w:rPr>
+                <w:b w:val="false"/>
+                <w:bCs w:val="false"/>
+                <w:sz w:val="18"/>
+                <w:szCs w:val="18"/>
+              </w:rPr>
+              <w:t xml:space="preserve">CWIP ~Rs 4.7 Cr at Mar-26; purpose not disclosed in detail</w:t>
+            </w:r>
+          </w:p>
+        </w:tc>
+        <w:tc>
+          <w:tcPr>
+            <w:tcW w:type="dxa" w:w="900"/>
+          </w:tcPr>
+          <w:p>
+            <w:r>
+              <w:rPr>
+                <w:b w:val="false"/>
+                <w:bCs w:val="false"/>
+                <w:sz w:val="18"/>
+                <w:szCs w:val="18"/>
+              </w:rPr>
+              <w:t xml:space="preserve">12M</w:t>
+            </w:r>
+          </w:p>
+        </w:tc>
+        <w:tc>
+          <w:tcPr>
+            <w:tcW w:type="dxa" w:w="1200"/>
+          </w:tcPr>
+          <w:p>
+            <w:r>
+              <w:rPr>
+                <w:b w:val="false"/>
+                <w:bCs w:val="false"/>
+                <w:sz w:val="18"/>
+                <w:szCs w:val="18"/>
+              </w:rPr>
+              <w:t xml:space="preserve">action</w:t>
+            </w:r>
+          </w:p>
+        </w:tc>
+        <w:tc>
+          <w:tcPr>
+            <w:tcW w:type="dxa" w:w="800"/>
+          </w:tcPr>
+          <w:p>
+            <w:r>
+              <w:rPr>
+                <w:b w:val="false"/>
+                <w:bCs w:val="false"/>
+                <w:sz w:val="18"/>
+                <w:szCs w:val="18"/>
+              </w:rPr>
+              <w:t xml:space="preserve"/>
+            </w:r>
+          </w:p>
+        </w:tc>
+      </w:tr>
+    </w:tbl>
+    <w:p>
+      <w:pPr>
+        <w:spacing w:after="60" w:before="120"/>
+      </w:pPr>
+      <w:r>
+        <w:rPr>
+          <w:b/>
+          <w:bCs/>
+          <w:sz w:val="20"/>
+          <w:szCs w:val="20"/>
+        </w:rPr>
+        <w:t xml:space="preserve">Earnings chain: </w:t>
+      </w:r>
+      <w:r>
+        <w:rPr>
+          <w:b w:val="false"/>
+          <w:bCs w:val="false"/>
+          <w:sz w:val="20"/>
+          <w:szCs w:val="20"/>
+        </w:rPr>
+        <w:t xml:space="preserve">GETCO O&amp;M + testing/commissioning tenders won</w:t>
+      </w:r>
+      <w:r>
+        <w:rPr>
+          <w:color w:val="666666"/>
+          <w:sz w:val="20"/>
+          <w:szCs w:val="20"/>
+        </w:rPr>
+        <w:t xml:space="preserve"> → </w:t>
+      </w:r>
+      <w:r>
+        <w:rPr>
+          <w:b w:val="false"/>
+          <w:bCs w:val="false"/>
+          <w:sz w:val="20"/>
+          <w:szCs w:val="20"/>
+        </w:rPr>
+        <w:t xml:space="preserve">manpower mobilisation on substations</w:t>
+      </w:r>
+      <w:r>
+        <w:rPr>
+          <w:color w:val="666666"/>
+          <w:sz w:val="20"/>
+          <w:szCs w:val="20"/>
+        </w:rPr>
+        <w:t xml:space="preserve"> → </w:t>
+      </w:r>
+      <w:r>
+        <w:rPr>
+          <w:b w:val="false"/>
+          <w:bCs w:val="false"/>
+          <w:sz w:val="20"/>
+          <w:szCs w:val="20"/>
+        </w:rPr>
+        <w:t xml:space="preserve">annuity O&amp;M revenue + higher-margin T&amp;C mix</w:t>
+      </w:r>
+      <w:r>
+        <w:rPr>
+          <w:color w:val="666666"/>
+          <w:sz w:val="20"/>
+          <w:szCs w:val="20"/>
+        </w:rPr>
+        <w:t xml:space="preserve"> → </w:t>
+      </w:r>
+      <w:r>
+        <w:rPr>
+          <w:b w:val="false"/>
+          <w:bCs w:val="false"/>
+          <w:sz w:val="20"/>
+          <w:szCs w:val="20"/>
+        </w:rPr>
+        <w:t xml:space="preserve">EBITDA margin / operating leverage on a fixed supervisory base</w:t>
+      </w:r>
+      <w:r>
+        <w:rPr>
+          <w:color w:val="666666"/>
+          <w:sz w:val="20"/>
+          <w:szCs w:val="20"/>
+        </w:rPr>
+        <w:t xml:space="preserve"> → </w:t>
+      </w:r>
+      <w:r>
+        <w:rPr>
+          <w:b w:val="false"/>
+          <w:bCs w:val="false"/>
+          <w:sz w:val="20"/>
+          <w:szCs w:val="20"/>
+        </w:rPr>
+        <w:t xml:space="preserve">PAT</w:t>
+      </w:r>
+      <w:r>
+        <w:rPr>
+          <w:color w:val="666666"/>
+          <w:sz w:val="20"/>
+          <w:szCs w:val="20"/>
+        </w:rPr>
+        <w:t xml:space="preserve"> → </w:t>
+      </w:r>
+      <w:r>
+        <w:rPr>
+          <w:b w:val="false"/>
+          <w:bCs w:val="false"/>
+          <w:sz w:val="20"/>
+          <w:szCs w:val="20"/>
+        </w:rPr>
+        <w:t xml:space="preserve">cash conversion (currently the weak link)</w:t>
+      </w:r>
+    </w:p>
+    <w:p>
+      <w:pPr>
+        <w:spacing w:after="120"/>
+      </w:pPr>
+      <w:r>
+        <w:rPr>
+          <w:color w:val="666666"/>
+          <w:sz w:val="18"/>
+          <w:szCs w:val="18"/>
+        </w:rPr>
+        <w:t xml:space="preserve">Bottleneck link: GETCO O&amp;M revenue phasing + receivable collection from a state utility.</w:t>
+      </w:r>
+    </w:p>
+    <w:p>
+      <w:pPr>
+        <w:spacing w:after="120"/>
+      </w:pPr>
+      <w:r>
+        <w:rPr>
+          <w:color w:val="666666"/>
+          <w:sz w:val="18"/>
+          <w:szCs w:val="18"/>
+        </w:rPr>
+        <w:t xml:space="preserve">Operating leverage: unclear - small fixed supervisory base could give leverage, but O&amp;M is labour-and-tender-driven and FY26 cash conversion was poor</w:t>
+      </w:r>
+    </w:p>
+    <w:p>
+      <w:pPr>
+        <w:spacing w:after="120"/>
+      </w:pPr>
+      <w:r>
+        <w:rPr>
+          <w:color w:val="666666"/>
+          <w:sz w:val="18"/>
+          <w:szCs w:val="18"/>
+        </w:rPr>
+        <w:t xml:space="preserve">Evidenced: GETCO O&amp;M + testing/commissioning tenders won; annuity O&amp;M revenue + higher-margin T&amp;C mix. Still assumed: EBITDA margin / operating leverage on a fixed supervisory base; cash conversion (currently the weak link).</w:t>
+      </w:r>
+    </w:p>
+    <w:p>
+      <w:pPr>
+        <w:spacing w:after="120"/>
+      </w:pPr>
+      <w:r>
+        <w:rPr>
+          <w:b/>
+          <w:bCs/>
+          <w:sz w:val="20"/>
+          <w:szCs w:val="20"/>
+        </w:rPr>
+        <w:t xml:space="preserve">Market expectation vs. our path:</w:t>
       </w:r>
     </w:p>
     <w:tbl>
@@ -319,125 +1330,287 @@
                 <w:b/>
                 <w:bCs/>
               </w:rPr>
-              <w:t xml:space="preserve">Theme</w:t>
-            </w:r>
-          </w:p>
-        </w:tc>
-        <w:tc>
-          <w:tcPr>
-            <w:tcW w:type="dxa" w:w="5800"/>
-          </w:tcPr>
-          <w:p>
-            <w:r>
-              <w:t xml:space="preserve">Grid / transmission (substation O&amp;M and testing services)</w:t>
-            </w:r>
-          </w:p>
-        </w:tc>
-      </w:tr>
-      <w:tr>
-        <w:tc>
-          <w:tcPr>
-            <w:tcW w:type="dxa" w:w="3200"/>
-            <w:shd w:fill="F2F2F2" w:val="clear"/>
-          </w:tcPr>
-          <w:p>
-            <w:r>
-              <w:rPr>
-                <w:b/>
-                <w:bCs/>
-              </w:rPr>
-              <w:t xml:space="preserve">This company's position</w:t>
-            </w:r>
-          </w:p>
-        </w:tc>
-        <w:tc>
-          <w:tcPr>
-            <w:tcW w:type="dxa" w:w="5800"/>
-          </w:tcPr>
-          <w:p>
-            <w:r>
-              <w:t xml:space="preserve">Services layer - operates, maintains, tests and commissions transmission substations for a state grid utility; not an equipment maker</w:t>
-            </w:r>
-          </w:p>
-        </w:tc>
-      </w:tr>
-      <w:tr>
-        <w:tc>
-          <w:tcPr>
-            <w:tcW w:type="dxa" w:w="3200"/>
-            <w:shd w:fill="F2F2F2" w:val="clear"/>
-          </w:tcPr>
-          <w:p>
-            <w:r>
-              <w:rPr>
-                <w:b/>
-                <w:bCs/>
-              </w:rPr>
-              <w:t xml:space="preserve">Bottleneck node (pricing power)</w:t>
-            </w:r>
-          </w:p>
-        </w:tc>
-        <w:tc>
-          <w:tcPr>
-            <w:tcW w:type="dxa" w:w="5800"/>
-          </w:tcPr>
-          <w:p>
-            <w:r>
-              <w:t xml:space="preserve">Skilled substation-O&amp;M manpower and utility empanelment; low capital intensity</w:t>
-            </w:r>
-          </w:p>
-        </w:tc>
-      </w:tr>
-      <w:tr>
-        <w:tc>
-          <w:tcPr>
-            <w:tcW w:type="dxa" w:w="3200"/>
-            <w:shd w:fill="F2F2F2" w:val="clear"/>
-          </w:tcPr>
-          <w:p>
-            <w:r>
-              <w:rPr>
-                <w:b/>
-                <w:bCs/>
-              </w:rPr>
-              <w:t xml:space="preserve">Supply-side status</w:t>
-            </w:r>
-          </w:p>
-        </w:tc>
-        <w:tc>
-          <w:tcPr>
-            <w:tcW w:type="dxa" w:w="5800"/>
-          </w:tcPr>
-          <w:p>
-            <w:r>
-              <w:t xml:space="preserve">balanced</w:t>
-            </w:r>
-          </w:p>
-        </w:tc>
-      </w:tr>
-      <w:tr>
-        <w:tc>
-          <w:tcPr>
-            <w:tcW w:type="dxa" w:w="3200"/>
-            <w:shd w:fill="F2F2F2" w:val="clear"/>
-          </w:tcPr>
-          <w:p>
-            <w:r>
-              <w:rPr>
-                <w:b/>
-                <w:bCs/>
-              </w:rPr>
-              <w:t xml:space="preserve">Adjacent-node peers</w:t>
-            </w:r>
-          </w:p>
-        </w:tc>
-        <w:tc>
-          <w:tcPr>
-            <w:tcW w:type="dxa" w:w="5800"/>
-          </w:tcPr>
-          <w:p>
-            <w:r>
-              <w:t xml:space="preserve">Techno Electric &amp; Engineering, Skipper, Transrail Lighting, KEC International (T&amp;D EPC, larger)</w:t>
+              <w:t xml:space="preserve">As of</w:t>
+            </w:r>
+          </w:p>
+        </w:tc>
+        <w:tc>
+          <w:tcPr>
+            <w:tcW w:type="dxa" w:w="5800"/>
+          </w:tcPr>
+          <w:p>
+            <w:r>
+              <w:t xml:space="preserve">2026-09-08</w:t>
+            </w:r>
+          </w:p>
+        </w:tc>
+      </w:tr>
+      <w:tr>
+        <w:tc>
+          <w:tcPr>
+            <w:tcW w:type="dxa" w:w="3200"/>
+            <w:shd w:fill="F2F2F2" w:val="clear"/>
+          </w:tcPr>
+          <w:p>
+            <w:r>
+              <w:rPr>
+                <w:b/>
+                <w:bCs/>
+              </w:rPr>
+              <w:t xml:space="preserve">Price / multiple</w:t>
+            </w:r>
+          </w:p>
+        </w:tc>
+        <w:tc>
+          <w:tcPr>
+            <w:tcW w:type="dxa" w:w="5800"/>
+          </w:tcPr>
+          <w:p>
+            <w:r>
+              <w:t xml:space="preserve">Rs 42.5 · 13.3x P/E</w:t>
+            </w:r>
+          </w:p>
+        </w:tc>
+      </w:tr>
+      <w:tr>
+        <w:tc>
+          <w:tcPr>
+            <w:tcW w:type="dxa" w:w="3200"/>
+            <w:shd w:fill="F2F2F2" w:val="clear"/>
+          </w:tcPr>
+          <w:p>
+            <w:r>
+              <w:rPr>
+                <w:b/>
+                <w:bCs/>
+              </w:rPr>
+              <w:t xml:space="preserve">Right valuation lens</w:t>
+            </w:r>
+          </w:p>
+        </w:tc>
+        <w:tc>
+          <w:tcPr>
+            <w:tcW w:type="dxa" w:w="5800"/>
+          </w:tcPr>
+          <w:p>
+            <w:r>
+              <w:t xml:space="preserve">P/E</w:t>
+            </w:r>
+          </w:p>
+        </w:tc>
+      </w:tr>
+      <w:tr>
+        <w:tc>
+          <w:tcPr>
+            <w:tcW w:type="dxa" w:w="3200"/>
+            <w:shd w:fill="F2F2F2" w:val="clear"/>
+          </w:tcPr>
+          <w:p>
+            <w:r>
+              <w:rPr>
+                <w:b/>
+                <w:bCs/>
+              </w:rPr>
+              <w:t xml:space="preserve">Price implies</w:t>
+            </w:r>
+          </w:p>
+        </w:tc>
+        <w:tc>
+          <w:tcPr>
+            <w:tcW w:type="dxa" w:w="5800"/>
+          </w:tcPr>
+          <w:p>
+            <w:r>
+              <w:t xml:space="preserve">~13x trailing P/E on a ~Rs 3.5 Cr PAT prices in only modest growth; a ~12-15x exit is fair for a concentrated services SME, so the multiple needs ~10-15% EPS CAGR - well below what full GETCO-award conversion would deliver</w:t>
+            </w:r>
+          </w:p>
+        </w:tc>
+      </w:tr>
+      <w:tr>
+        <w:tc>
+          <w:tcPr>
+            <w:tcW w:type="dxa" w:w="3200"/>
+            <w:shd w:fill="F2F2F2" w:val="clear"/>
+          </w:tcPr>
+          <w:p>
+            <w:r>
+              <w:rPr>
+                <w:b/>
+                <w:bCs/>
+              </w:rPr>
+              <w:t xml:space="preserve">Our FY27</w:t>
+            </w:r>
+          </w:p>
+        </w:tc>
+        <w:tc>
+          <w:tcPr>
+            <w:tcW w:type="dxa" w:w="5800"/>
+          </w:tcPr>
+          <w:p>
+            <w:r>
+              <w:t xml:space="preserve">revenue Rs 45-55 Cr if the GETCO O&amp;M phases in through FY27; PAT Rs 5-7 Cr at a stable/expanding T&amp;C mix, subject to cash-conversion risk</w:t>
+            </w:r>
+          </w:p>
+        </w:tc>
+      </w:tr>
+      <w:tr>
+        <w:tc>
+          <w:tcPr>
+            <w:tcW w:type="dxa" w:w="3200"/>
+            <w:shd w:fill="F2F2F2" w:val="clear"/>
+          </w:tcPr>
+          <w:p>
+            <w:r>
+              <w:rPr>
+                <w:b/>
+                <w:bCs/>
+              </w:rPr>
+              <w:t xml:space="preserve">Our FY28</w:t>
+            </w:r>
+          </w:p>
+        </w:tc>
+        <w:tc>
+          <w:tcPr>
+            <w:tcW w:type="dxa" w:w="5800"/>
+          </w:tcPr>
+          <w:p>
+            <w:r>
+              <w:t xml:space="preserve">revenue Rs 55-65 Cr on a full year of GETCO O&amp;M plus incremental tenders; PAT Rs 7-9 Cr</w:t>
+            </w:r>
+          </w:p>
+        </w:tc>
+      </w:tr>
+      <w:tr>
+        <w:tc>
+          <w:tcPr>
+            <w:tcW w:type="dxa" w:w="3200"/>
+            <w:shd w:fill="F2F2F2" w:val="clear"/>
+          </w:tcPr>
+          <w:p>
+            <w:r>
+              <w:rPr>
+                <w:b/>
+                <w:bCs/>
+              </w:rPr>
+              <w:t xml:space="preserve">Gap direction</w:t>
+            </w:r>
+          </w:p>
+        </w:tc>
+        <w:tc>
+          <w:tcPr>
+            <w:tcW w:type="dxa" w:w="5800"/>
+          </w:tcPr>
+          <w:p>
+            <w:r>
+              <w:t xml:space="preserve">underestimated</w:t>
+            </w:r>
+          </w:p>
+        </w:tc>
+      </w:tr>
+      <w:tr>
+        <w:tc>
+          <w:tcPr>
+            <w:tcW w:type="dxa" w:w="3200"/>
+            <w:shd w:fill="F2F2F2" w:val="clear"/>
+          </w:tcPr>
+          <w:p>
+            <w:r>
+              <w:rPr>
+                <w:b/>
+                <w:bCs/>
+              </w:rPr>
+              <w:t xml:space="preserve">Gap type</w:t>
+            </w:r>
+          </w:p>
+        </w:tc>
+        <w:tc>
+          <w:tcPr>
+            <w:tcW w:type="dxa" w:w="5800"/>
+          </w:tcPr>
+          <w:p>
+            <w:r>
+              <w:t xml:space="preserve">new_business</w:t>
+            </w:r>
+          </w:p>
+        </w:tc>
+      </w:tr>
+      <w:tr>
+        <w:tc>
+          <w:tcPr>
+            <w:tcW w:type="dxa" w:w="3200"/>
+            <w:shd w:fill="F2F2F2" w:val="clear"/>
+          </w:tcPr>
+          <w:p>
+            <w:r>
+              <w:rPr>
+                <w:b/>
+                <w:bCs/>
+              </w:rPr>
+              <w:t xml:space="preserve">Gap magnitude</w:t>
+            </w:r>
+          </w:p>
+        </w:tc>
+        <w:tc>
+          <w:tcPr>
+            <w:tcW w:type="dxa" w:w="5800"/>
+          </w:tcPr>
+          <w:p>
+            <w:r>
+              <w:t xml:space="preserve">not estimable</w:t>
+            </w:r>
+          </w:p>
+        </w:tc>
+      </w:tr>
+      <w:tr>
+        <w:tc>
+          <w:tcPr>
+            <w:tcW w:type="dxa" w:w="3200"/>
+            <w:shd w:fill="F2F2F2" w:val="clear"/>
+          </w:tcPr>
+          <w:p>
+            <w:r>
+              <w:rPr>
+                <w:b/>
+                <w:bCs/>
+              </w:rPr>
+              <w:t xml:space="preserve">Gap basis</w:t>
+            </w:r>
+          </w:p>
+        </w:tc>
+        <w:tc>
+          <w:tcPr>
+            <w:tcW w:type="dxa" w:w="5800"/>
+          </w:tcPr>
+          <w:p>
+            <w:r>
+              <w:t xml:space="preserve">the Rs 63.47 Cr GETCO award (~2x annual revenue over its term) is not obviously in a ~13x trailing multiple; offset by micro-cap illiquidity, single-customer concentration and weak FY26 cash conversion that cap how much the market will pay</w:t>
+            </w:r>
+          </w:p>
+        </w:tc>
+      </w:tr>
+      <w:tr>
+        <w:tc>
+          <w:tcPr>
+            <w:tcW w:type="dxa" w:w="3200"/>
+            <w:shd w:fill="F2F2F2" w:val="clear"/>
+          </w:tcPr>
+          <w:p>
+            <w:r>
+              <w:rPr>
+                <w:b/>
+                <w:bCs/>
+              </w:rPr>
+              <w:t xml:space="preserve">Evidence quality</w:t>
+            </w:r>
+          </w:p>
+        </w:tc>
+        <w:tc>
+          <w:tcPr>
+            <w:tcW w:type="dxa" w:w="5800"/>
+          </w:tcPr>
+          <w:p>
+            <w:r>
+              <w:t xml:space="preserve">monitor</w:t>
             </w:r>
           </w:p>
         </w:tc>
@@ -447,51 +1620,236 @@
       <w:pPr>
         <w:spacing w:after="120"/>
       </w:pPr>
+      <w:r>
+        <w:rPr>
+          <w:i/>
+          <w:iCs/>
+          <w:color w:val="666666"/>
+          <w:sz w:val="16"/>
+          <w:szCs w:val="16"/>
+        </w:rPr>
+        <w:t xml:space="preserve">no broker consensus; implied path is a reverse-P/E estimate + screener.in forward figures + VP thread view</w:t>
+      </w:r>
+    </w:p>
+    <w:p>
+      <w:pPr>
+        <w:spacing w:after="120" w:before="120"/>
+      </w:pPr>
+      <w:r>
+        <w:rPr>
+          <w:b/>
+          <w:bCs/>
+          <w:sz w:val="20"/>
+          <w:szCs w:val="20"/>
+        </w:rPr>
+        <w:t xml:space="preserve">Catalyst: </w:t>
+      </w:r>
+      <w:r>
+        <w:rPr>
+          <w:sz w:val="20"/>
+          <w:szCs w:val="20"/>
+        </w:rPr>
+        <w:t xml:space="preserve">FY27 quarterly/half-yearly revenue showing the GETCO Rs 63 Cr O&amp;M award phasing into billed sales, with cash flow following</w:t>
+      </w:r>
       <w:r>
         <w:rPr>
           <w:color w:val="666666"/>
           <w:sz w:val="18"/>
           <w:szCs w:val="18"/>
         </w:rPr>
-        <w:t xml:space="preserve">Grid/transmission is a priority-1 theme (record global and Indian grid capex). Chamunda's exposure is genuine but indirect and low-margin: more substations built means more O&amp;M and testing tenders, but the value in the chain accrues to transformer/switchgear makers and T&amp;D EPC contractors, not to a small O&amp;M services vendor. The GETCO annuity is the concrete evidence of demand pull-through.</w:t>
-      </w:r>
-    </w:p>
-    <w:p>
-      <w:pPr>
-        <w:spacing w:after="60" w:before="120"/>
-      </w:pPr>
-      <w:r>
-        <w:rPr>
-          <w:b/>
-          <w:bCs/>
-          <w:sz w:val="20"/>
-          <w:szCs w:val="20"/>
-        </w:rPr>
-        <w:t xml:space="preserve">Growth trajectory: </w:t>
-      </w:r>
-      <w:r>
-        <w:rPr>
-          <w:b w:val="false"/>
-          <w:bCs w:val="false"/>
-          <w:sz w:val="20"/>
-          <w:szCs w:val="20"/>
-        </w:rPr>
-        <w:t xml:space="preserve">YoY growth rate is unclear</w:t>
-      </w:r>
-    </w:p>
-    <w:p>
-      <w:pPr>
-        <w:spacing w:after="120"/>
-      </w:pPr>
-      <w:r>
-        <w:rPr>
+        <w:t xml:space="preserve"> (window ~12M from 2026-09-08; undated; evidence med; pending)</w:t>
+      </w:r>
+    </w:p>
+    <w:p>
+      <w:pPr>
+        <w:pStyle w:val="Heading1"/>
+        <w:spacing w:after="120" w:before="280"/>
+      </w:pPr>
+      <w:r>
+        <w:t xml:space="preserve">Ishmohit-Lens Checks (value chain · earnings quality · growth trajectory · management · quality metrics · track record · global-signal check)</w:t>
+      </w:r>
+    </w:p>
+    <w:p>
+      <w:pPr>
+        <w:spacing w:after="120"/>
+      </w:pPr>
+      <w:r>
+        <w:rPr>
+          <w:i/>
+          <w:iCs/>
           <w:color w:val="666666"/>
           <w:sz w:val="18"/>
           <w:szCs w:val="18"/>
         </w:rPr>
-        <w:t xml:space="preserve">Quarter-by-quarter history not reliably available for this SME; the step-change to watch is GETCO contract revenue phasing in from FY27</w:t>
-      </w:r>
-    </w:p>
+        <w:t xml:space="preserve">Extra checks drawn from @ishmohit1 / SOIC methodology (playbook/ishmohit-soic-style.md): where the company sits in its value chain and what the supply side is doing, whether a margin/PAT inflection is structural or a cyclical peak, the rate-of-change of growth vs. what the multiple demands, and management quality as a positive attribute.</w:t>
+      </w:r>
+    </w:p>
+    <w:p>
+      <w:pPr>
+        <w:spacing w:after="120"/>
+      </w:pPr>
+      <w:r>
+        <w:rPr>
+          <w:b/>
+          <w:bCs/>
+          <w:sz w:val="20"/>
+          <w:szCs w:val="20"/>
+        </w:rPr>
+        <w:t xml:space="preserve">Value chain &amp; supply side:</w:t>
+      </w:r>
+    </w:p>
+    <w:tbl>
+      <w:tblPr>
+        <w:tblW w:type="dxa" w:w="9000"/>
+        <w:tblBorders>
+          <w:top w:val="single" w:color="auto" w:sz="4"/>
+          <w:left w:val="single" w:color="auto" w:sz="4"/>
+          <w:bottom w:val="single" w:color="auto" w:sz="4"/>
+          <w:right w:val="single" w:color="auto" w:sz="4"/>
+          <w:insideH w:val="single" w:color="auto" w:sz="4"/>
+          <w:insideV w:val="single" w:color="auto" w:sz="4"/>
+        </w:tblBorders>
+      </w:tblPr>
+      <w:tblGrid>
+        <w:gridCol w:w="3200"/>
+        <w:gridCol w:w="5800"/>
+      </w:tblGrid>
+      <w:tr>
+        <w:tc>
+          <w:tcPr>
+            <w:tcW w:type="dxa" w:w="3200"/>
+            <w:shd w:fill="F2F2F2" w:val="clear"/>
+          </w:tcPr>
+          <w:p>
+            <w:r>
+              <w:rPr>
+                <w:b/>
+                <w:bCs/>
+              </w:rPr>
+              <w:t xml:space="preserve">Theme</w:t>
+            </w:r>
+          </w:p>
+        </w:tc>
+        <w:tc>
+          <w:tcPr>
+            <w:tcW w:type="dxa" w:w="5800"/>
+          </w:tcPr>
+          <w:p>
+            <w:r>
+              <w:t xml:space="preserve">Grid / transmission (substation O&amp;M and testing services)</w:t>
+            </w:r>
+          </w:p>
+        </w:tc>
+      </w:tr>
+      <w:tr>
+        <w:tc>
+          <w:tcPr>
+            <w:tcW w:type="dxa" w:w="3200"/>
+            <w:shd w:fill="F2F2F2" w:val="clear"/>
+          </w:tcPr>
+          <w:p>
+            <w:r>
+              <w:rPr>
+                <w:b/>
+                <w:bCs/>
+              </w:rPr>
+              <w:t xml:space="preserve">This company's position</w:t>
+            </w:r>
+          </w:p>
+        </w:tc>
+        <w:tc>
+          <w:tcPr>
+            <w:tcW w:type="dxa" w:w="5800"/>
+          </w:tcPr>
+          <w:p>
+            <w:r>
+              <w:t xml:space="preserve">Services layer - operates, maintains, tests and commissions transmission substations for a state grid utility; not an equipment maker</w:t>
+            </w:r>
+          </w:p>
+        </w:tc>
+      </w:tr>
+      <w:tr>
+        <w:tc>
+          <w:tcPr>
+            <w:tcW w:type="dxa" w:w="3200"/>
+            <w:shd w:fill="F2F2F2" w:val="clear"/>
+          </w:tcPr>
+          <w:p>
+            <w:r>
+              <w:rPr>
+                <w:b/>
+                <w:bCs/>
+              </w:rPr>
+              <w:t xml:space="preserve">Bottleneck node (pricing power)</w:t>
+            </w:r>
+          </w:p>
+        </w:tc>
+        <w:tc>
+          <w:tcPr>
+            <w:tcW w:type="dxa" w:w="5800"/>
+          </w:tcPr>
+          <w:p>
+            <w:r>
+              <w:t xml:space="preserve">Skilled substation-O&amp;M manpower and utility empanelment; low capital intensity</w:t>
+            </w:r>
+          </w:p>
+        </w:tc>
+      </w:tr>
+      <w:tr>
+        <w:tc>
+          <w:tcPr>
+            <w:tcW w:type="dxa" w:w="3200"/>
+            <w:shd w:fill="F2F2F2" w:val="clear"/>
+          </w:tcPr>
+          <w:p>
+            <w:r>
+              <w:rPr>
+                <w:b/>
+                <w:bCs/>
+              </w:rPr>
+              <w:t xml:space="preserve">Supply-side status</w:t>
+            </w:r>
+          </w:p>
+        </w:tc>
+        <w:tc>
+          <w:tcPr>
+            <w:tcW w:type="dxa" w:w="5800"/>
+          </w:tcPr>
+          <w:p>
+            <w:r>
+              <w:t xml:space="preserve">balanced</w:t>
+            </w:r>
+          </w:p>
+        </w:tc>
+      </w:tr>
+      <w:tr>
+        <w:tc>
+          <w:tcPr>
+            <w:tcW w:type="dxa" w:w="3200"/>
+            <w:shd w:fill="F2F2F2" w:val="clear"/>
+          </w:tcPr>
+          <w:p>
+            <w:r>
+              <w:rPr>
+                <w:b/>
+                <w:bCs/>
+              </w:rPr>
+              <w:t xml:space="preserve">Adjacent-node peers</w:t>
+            </w:r>
+          </w:p>
+        </w:tc>
+        <w:tc>
+          <w:tcPr>
+            <w:tcW w:type="dxa" w:w="5800"/>
+          </w:tcPr>
+          <w:p>
+            <w:r>
+              <w:t xml:space="preserve">Techno Electric &amp; Engineering, Skipper, Transrail Lighting, KEC International (T&amp;D EPC, larger)</w:t>
+            </w:r>
+          </w:p>
+        </w:tc>
+      </w:tr>
+    </w:tbl>
     <w:p>
       <w:pPr>
         <w:spacing w:after="120"/>
@@ -502,9 +1860,501 @@
           <w:sz w:val="18"/>
           <w:szCs w:val="18"/>
         </w:rPr>
-        <w:t xml:space="preserve">Reverse P/E: ~9x trailing with ~27% ROE and a contract worth ~66% of current revenue is undemanding if the GETCO award converts to billed revenue on schedule</w:t>
-      </w:r>
-    </w:p>
+        <w:t xml:space="preserve">Grid/transmission is a priority-1 theme (record global and Indian grid capex). Chamunda's exposure is genuine but indirect and low-margin: more substations built means more O&amp;M and testing tenders, but the value in the chain accrues to transformer/switchgear makers and T&amp;D EPC contractors, not to a small O&amp;M services vendor. The GETCO annuity is the concrete evidence of demand pull-through.</w:t>
+      </w:r>
+    </w:p>
+    <w:p>
+      <w:pPr>
+        <w:spacing w:after="60" w:before="120"/>
+      </w:pPr>
+      <w:r>
+        <w:rPr>
+          <w:b/>
+          <w:bCs/>
+          <w:sz w:val="20"/>
+          <w:szCs w:val="20"/>
+        </w:rPr>
+        <w:t xml:space="preserve">Earnings quality: </w:t>
+      </w:r>
+      <w:r>
+        <w:rPr>
+          <w:sz w:val="20"/>
+          <w:szCs w:val="20"/>
+        </w:rPr>
+        <w:t xml:space="preserve">margin driver mixed</w:t>
+      </w:r>
+      <w:r>
+        <w:rPr>
+          <w:b/>
+          <w:bCs/>
+          <w:color w:val="A32020"/>
+          <w:sz w:val="20"/>
+          <w:szCs w:val="20"/>
+        </w:rPr>
+        <w:t xml:space="preserve"/>
+      </w:r>
+    </w:p>
+    <w:p>
+      <w:pPr>
+        <w:spacing w:after="120"/>
+      </w:pPr>
+      <w:r>
+        <w:rPr>
+          <w:color w:val="666666"/>
+          <w:sz w:val="18"/>
+          <w:szCs w:val="18"/>
+        </w:rPr>
+        <w:t xml:space="preserve">Drivers: shift toward higher-value testing &amp; commissioning work (H1 FY26); operating leverage on a small fixed supervisory base; low capital intensity of O&amp;M services.</w:t>
+      </w:r>
+    </w:p>
+    <w:p>
+      <w:pPr>
+        <w:spacing w:after="120"/>
+      </w:pPr>
+      <w:r>
+        <w:rPr>
+          <w:color w:val="666666"/>
+          <w:sz w:val="18"/>
+          <w:szCs w:val="18"/>
+        </w:rPr>
+        <w:t xml:space="preserve">PAT margin ~11% on FY26 is plausible for an asset-light T&amp;C/O&amp;M services SME and not obviously above a through-cycle level; the risk is recompete pressure on tender-driven O&amp;M rates, not a cyclical spike. Cash conversion, not margin, is the quality concern (FY26 CFO ~nil vs PAT Rs 3.5 Cr).</w:t>
+      </w:r>
+    </w:p>
+    <w:p>
+      <w:pPr>
+        <w:spacing w:after="60" w:before="120"/>
+      </w:pPr>
+      <w:r>
+        <w:rPr>
+          <w:b/>
+          <w:bCs/>
+          <w:sz w:val="20"/>
+          <w:szCs w:val="20"/>
+        </w:rPr>
+        <w:t xml:space="preserve">Growth trajectory: </w:t>
+      </w:r>
+      <w:r>
+        <w:rPr>
+          <w:b w:val="false"/>
+          <w:bCs w:val="false"/>
+          <w:sz w:val="20"/>
+          <w:szCs w:val="20"/>
+        </w:rPr>
+        <w:t xml:space="preserve">YoY growth rate is accelerating</w:t>
+      </w:r>
+    </w:p>
+    <w:p>
+      <w:pPr>
+        <w:spacing w:after="120"/>
+      </w:pPr>
+      <w:r>
+        <w:rPr>
+          <w:color w:val="666666"/>
+          <w:sz w:val="18"/>
+          <w:szCs w:val="18"/>
+        </w:rPr>
+        <w:t xml:space="preserve">Half-yearly data only: FY25 -&gt; FY26 revenue ~Rs 25 Cr -&gt; ~Rs 32 Cr (~+28%); H1 FY26 PAT +332% YoY on a mix shift to high-value testing &amp; commissioning. Quarter-level series not disclosed. The step-change to watch is GETCO Rs 63 Cr O&amp;M revenue phasing in from FY27.</w:t>
+      </w:r>
+    </w:p>
+    <w:p>
+      <w:pPr>
+        <w:spacing w:after="120"/>
+      </w:pPr>
+      <w:r>
+        <w:rPr>
+          <w:color w:val="666666"/>
+          <w:sz w:val="18"/>
+          <w:szCs w:val="18"/>
+        </w:rPr>
+        <w:t xml:space="preserve">Reverse P/E: ~13x trailing with ROCE ~15% and a 3-year O&amp;M award worth ~2x annual revenue is undemanding IF the award converts to billed revenue and cash on schedule - the open risk is FY26's near-nil CFO.</w:t>
+      </w:r>
+    </w:p>
+    <w:p>
+      <w:pPr>
+        <w:spacing w:after="120"/>
+      </w:pPr>
+      <w:r>
+        <w:rPr>
+          <w:b/>
+          <w:bCs/>
+          <w:sz w:val="20"/>
+          <w:szCs w:val="20"/>
+        </w:rPr>
+        <w:t xml:space="preserve">Management quality (TVGP's "P"):</w:t>
+      </w:r>
+    </w:p>
+    <w:tbl>
+      <w:tblPr>
+        <w:tblW w:type="dxa" w:w="9000"/>
+        <w:tblBorders>
+          <w:top w:val="single" w:color="auto" w:sz="4"/>
+          <w:left w:val="single" w:color="auto" w:sz="4"/>
+          <w:bottom w:val="single" w:color="auto" w:sz="4"/>
+          <w:right w:val="single" w:color="auto" w:sz="4"/>
+          <w:insideH w:val="single" w:color="auto" w:sz="4"/>
+          <w:insideV w:val="single" w:color="auto" w:sz="4"/>
+        </w:tblBorders>
+      </w:tblPr>
+      <w:tblGrid>
+        <w:gridCol w:w="3200"/>
+        <w:gridCol w:w="5800"/>
+      </w:tblGrid>
+      <w:tr>
+        <w:tc>
+          <w:tcPr>
+            <w:tcW w:type="dxa" w:w="3200"/>
+            <w:shd w:fill="F2F2F2" w:val="clear"/>
+          </w:tcPr>
+          <w:p>
+            <w:r>
+              <w:rPr>
+                <w:b/>
+                <w:bCs/>
+              </w:rPr>
+              <w:t xml:space="preserve">Assessment</w:t>
+            </w:r>
+          </w:p>
+        </w:tc>
+        <w:tc>
+          <w:tcPr>
+            <w:tcW w:type="dxa" w:w="5800"/>
+          </w:tcPr>
+          <w:p>
+            <w:r>
+              <w:t xml:space="preserve">neutral</w:t>
+            </w:r>
+          </w:p>
+        </w:tc>
+      </w:tr>
+      <w:tr>
+        <w:tc>
+          <w:tcPr>
+            <w:tcW w:type="dxa" w:w="3200"/>
+            <w:shd w:fill="F2F2F2" w:val="clear"/>
+          </w:tcPr>
+          <w:p>
+            <w:r>
+              <w:rPr>
+                <w:b/>
+                <w:bCs/>
+              </w:rPr>
+              <w:t xml:space="preserve">Capital allocation</w:t>
+            </w:r>
+          </w:p>
+        </w:tc>
+        <w:tc>
+          <w:tcPr>
+            <w:tcW w:type="dxa" w:w="5800"/>
+          </w:tcPr>
+          <w:p>
+            <w:r>
+              <w:t xml:space="preserve">Keeps the business near debt-free with 73.55% promoter holding; reinvesting into working capital and CWIP (~Rs 4.7 Cr) to service larger O&amp;M contracts. Incremental ROCE hard to judge on two years of listed history; no unrelated diversification (small 1.5 MW solar park is legacy). (unclear)</w:t>
+            </w:r>
+          </w:p>
+        </w:tc>
+      </w:tr>
+      <w:tr>
+        <w:tc>
+          <w:tcPr>
+            <w:tcW w:type="dxa" w:w="3200"/>
+            <w:shd w:fill="F2F2F2" w:val="clear"/>
+          </w:tcPr>
+          <w:p>
+            <w:r>
+              <w:rPr>
+                <w:b/>
+                <w:bCs/>
+              </w:rPr>
+              <w:t xml:space="preserve">Related-party trend</w:t>
+            </w:r>
+          </w:p>
+        </w:tc>
+        <w:tc>
+          <w:tcPr>
+            <w:tcW w:type="dxa" w:w="5800"/>
+          </w:tcPr>
+          <w:p>
+            <w:r>
+              <w:t xml:space="preserve">unclear</w:t>
+            </w:r>
+          </w:p>
+        </w:tc>
+      </w:tr>
+      <w:tr>
+        <w:tc>
+          <w:tcPr>
+            <w:tcW w:type="dxa" w:w="3200"/>
+            <w:shd w:fill="F2F2F2" w:val="clear"/>
+          </w:tcPr>
+          <w:p>
+            <w:r>
+              <w:rPr>
+                <w:b/>
+                <w:bCs/>
+              </w:rPr>
+              <w:t xml:space="preserve">Guidance credibility</w:t>
+            </w:r>
+          </w:p>
+        </w:tc>
+        <w:tc>
+          <w:tcPr>
+            <w:tcW w:type="dxa" w:w="5800"/>
+          </w:tcPr>
+          <w:p>
+            <w:r>
+              <w:t xml:space="preserve">no-track-record</w:t>
+            </w:r>
+          </w:p>
+        </w:tc>
+      </w:tr>
+      <w:tr>
+        <w:tc>
+          <w:tcPr>
+            <w:tcW w:type="dxa" w:w="3200"/>
+            <w:shd w:fill="F2F2F2" w:val="clear"/>
+          </w:tcPr>
+          <w:p>
+            <w:r>
+              <w:rPr>
+                <w:b/>
+                <w:bCs/>
+              </w:rPr>
+              <w:t xml:space="preserve">Shareholder returns</w:t>
+            </w:r>
+          </w:p>
+        </w:tc>
+        <w:tc>
+          <w:tcPr>
+            <w:tcW w:type="dxa" w:w="5800"/>
+          </w:tcPr>
+          <w:p>
+            <w:r>
+              <w:t xml:space="preserve">none</w:t>
+            </w:r>
+          </w:p>
+        </w:tc>
+      </w:tr>
+      <w:tr>
+        <w:tc>
+          <w:tcPr>
+            <w:tcW w:type="dxa" w:w="3200"/>
+            <w:shd w:fill="F2F2F2" w:val="clear"/>
+          </w:tcPr>
+          <w:p>
+            <w:r>
+              <w:rPr>
+                <w:b/>
+                <w:bCs/>
+              </w:rPr>
+              <w:t xml:space="preserve">Capability ladder / VAP</w:t>
+            </w:r>
+          </w:p>
+        </w:tc>
+        <w:tc>
+          <w:tcPr>
+            <w:tcW w:type="dxa" w:w="5800"/>
+          </w:tcPr>
+          <w:p>
+            <w:r>
+              <w:t xml:space="preserve">PR frames a move up-value from plain substation O&amp;M toward EHV testing &amp; commissioning up to 220 KV</w:t>
+            </w:r>
+          </w:p>
+        </w:tc>
+      </w:tr>
+    </w:tbl>
+    <w:p>
+      <w:pPr>
+        <w:spacing w:after="120"/>
+      </w:pPr>
+      <w:r>
+        <w:rPr>
+          <w:b/>
+          <w:bCs/>
+          <w:sz w:val="20"/>
+          <w:szCs w:val="20"/>
+        </w:rPr>
+        <w:t xml:space="preserve">Quality metrics (ROCE · debt · FCF · margin · capex):</w:t>
+      </w:r>
+    </w:p>
+    <w:tbl>
+      <w:tblPr>
+        <w:tblW w:type="dxa" w:w="9000"/>
+        <w:tblBorders>
+          <w:top w:val="single" w:color="auto" w:sz="4"/>
+          <w:left w:val="single" w:color="auto" w:sz="4"/>
+          <w:bottom w:val="single" w:color="auto" w:sz="4"/>
+          <w:right w:val="single" w:color="auto" w:sz="4"/>
+          <w:insideH w:val="single" w:color="auto" w:sz="4"/>
+          <w:insideV w:val="single" w:color="auto" w:sz="4"/>
+        </w:tblBorders>
+      </w:tblPr>
+      <w:tblGrid>
+        <w:gridCol w:w="3200"/>
+        <w:gridCol w:w="5800"/>
+      </w:tblGrid>
+      <w:tr>
+        <w:tc>
+          <w:tcPr>
+            <w:tcW w:type="dxa" w:w="3200"/>
+            <w:shd w:fill="F2F2F2" w:val="clear"/>
+          </w:tcPr>
+          <w:p>
+            <w:r>
+              <w:rPr>
+                <w:b/>
+                <w:bCs/>
+              </w:rPr>
+              <w:t xml:space="preserve">Assessment</w:t>
+            </w:r>
+          </w:p>
+        </w:tc>
+        <w:tc>
+          <w:tcPr>
+            <w:tcW w:type="dxa" w:w="5800"/>
+          </w:tcPr>
+          <w:p>
+            <w:r>
+              <w:t xml:space="preserve">neutral</w:t>
+            </w:r>
+          </w:p>
+        </w:tc>
+      </w:tr>
+      <w:tr>
+        <w:tc>
+          <w:tcPr>
+            <w:tcW w:type="dxa" w:w="3200"/>
+            <w:shd w:fill="F2F2F2" w:val="clear"/>
+          </w:tcPr>
+          <w:p>
+            <w:r>
+              <w:rPr>
+                <w:b/>
+                <w:bCs/>
+              </w:rPr>
+              <w:t xml:space="preserve">ROCE</w:t>
+            </w:r>
+          </w:p>
+        </w:tc>
+        <w:tc>
+          <w:tcPr>
+            <w:tcW w:type="dxa" w:w="5800"/>
+          </w:tcPr>
+          <w:p>
+            <w:r>
+              <w:t xml:space="preserve">15.2% (improving)</w:t>
+            </w:r>
+          </w:p>
+        </w:tc>
+      </w:tr>
+      <w:tr>
+        <w:tc>
+          <w:tcPr>
+            <w:tcW w:type="dxa" w:w="3200"/>
+            <w:shd w:fill="F2F2F2" w:val="clear"/>
+          </w:tcPr>
+          <w:p>
+            <w:r>
+              <w:rPr>
+                <w:b/>
+                <w:bCs/>
+              </w:rPr>
+              <w:t xml:space="preserve">Leverage</w:t>
+            </w:r>
+          </w:p>
+        </w:tc>
+        <w:tc>
+          <w:tcPr>
+            <w:tcW w:type="dxa" w:w="5800"/>
+          </w:tcPr>
+          <w:p>
+            <w:r>
+              <w:t xml:space="preserve">Net debt/EBITDA 0x</w:t>
+            </w:r>
+          </w:p>
+        </w:tc>
+      </w:tr>
+      <w:tr>
+        <w:tc>
+          <w:tcPr>
+            <w:tcW w:type="dxa" w:w="3200"/>
+            <w:shd w:fill="F2F2F2" w:val="clear"/>
+          </w:tcPr>
+          <w:p>
+            <w:r>
+              <w:rPr>
+                <w:b/>
+                <w:bCs/>
+              </w:rPr>
+              <w:t xml:space="preserve">FCF conversion</w:t>
+            </w:r>
+          </w:p>
+        </w:tc>
+        <w:tc>
+          <w:tcPr>
+            <w:tcW w:type="dxa" w:w="5800"/>
+          </w:tcPr>
+          <w:p>
+            <w:r>
+              <w:t xml:space="preserve">-40%</w:t>
+            </w:r>
+          </w:p>
+        </w:tc>
+      </w:tr>
+      <w:tr>
+        <w:tc>
+          <w:tcPr>
+            <w:tcW w:type="dxa" w:w="3200"/>
+            <w:shd w:fill="F2F2F2" w:val="clear"/>
+          </w:tcPr>
+          <w:p>
+            <w:r>
+              <w:rPr>
+                <w:b/>
+                <w:bCs/>
+              </w:rPr>
+              <w:t xml:space="preserve">Margin trend</w:t>
+            </w:r>
+          </w:p>
+        </w:tc>
+        <w:tc>
+          <w:tcPr>
+            <w:tcW w:type="dxa" w:w="5800"/>
+          </w:tcPr>
+          <w:p>
+            <w:r>
+              <w:t xml:space="preserve">expanding</w:t>
+            </w:r>
+          </w:p>
+        </w:tc>
+      </w:tr>
+      <w:tr>
+        <w:tc>
+          <w:tcPr>
+            <w:tcW w:type="dxa" w:w="3200"/>
+            <w:shd w:fill="F2F2F2" w:val="clear"/>
+          </w:tcPr>
+          <w:p>
+            <w:r>
+              <w:rPr>
+                <w:b/>
+                <w:bCs/>
+              </w:rPr>
+              <w:t xml:space="preserve">Capex efficiency</w:t>
+            </w:r>
+          </w:p>
+        </w:tc>
+        <w:tc>
+          <w:tcPr>
+            <w:tcW w:type="dxa" w:w="5800"/>
+          </w:tcPr>
+          <w:p>
+            <w:r>
+              <w:t xml:space="preserve">unclear</w:t>
+            </w:r>
+          </w:p>
+        </w:tc>
+      </w:tr>
+    </w:tbl>
     <w:p>
       <w:pPr>
         <w:pStyle w:val="Heading1"/>
@@ -741,6 +2591,34 @@
           <w:szCs w:val="24"/>
         </w:rPr>
         <w:t xml:space="preserve">10x-in-2-3-years</w:t>
+      </w:r>
+    </w:p>
+    <w:p>
+      <w:pPr>
+        <w:spacing w:after="120"/>
+      </w:pPr>
+      <w:r>
+        <w:rPr>
+          <w:color w:val="666666"/>
+          <w:sz w:val="20"/>
+          <w:szCs w:val="20"/>
+        </w:rPr>
+        <w:t xml:space="preserve">4-box gate — tailwind: weak · TAM: yes · moat: no · valuation: yes  (score 2.5 / 4)</w:t>
+      </w:r>
+    </w:p>
+    <w:p>
+      <w:pPr>
+        <w:spacing w:after="120"/>
+      </w:pPr>
+      <w:r>
+        <w:rPr>
+          <w:i/>
+          <w:iCs/>
+          <w:color w:val="666666"/>
+          <w:sz w:val="20"/>
+          <w:szCs w:val="20"/>
+        </w:rPr>
+        <w:t xml:space="preserve">value_chain explicitly notes exposure is 'genuine but indirect and low-margin' - value accrues to equipment makers/EPC contractors not this O&amp;M vendor - tailwind weak; GETCO 3yr Rs 63.47cr O&amp;M award (~2x annual revenue over its term) vs a ~Rs 32cr FY26 base is a real size-transforming catalyst - tam yes; substation O&amp;M is explicitly 'low-value-add, labour-and-tender-driven' with recompete risk - moat no; ~13x earnings / ROCE ~15% is undemanding if the award converts to billed revenue and cash on schedule - valuation yes. Score 2.5 -&gt; written exception (valuation box = yes) permits the 10x-in-2-3-years label with conviction capped at Low-Medium (unconfirmed). FY26 numbers now cross-checked on screener (revenue Rs 32.0 Cr, PAT Rs 3.5 Cr, ROCE 15.2%); FY26 CFO near nil / FCF negative is the standing caveat.</w:t>
       </w:r>
     </w:p>
     <w:p>
